--- a/apps/user-app/src/assets/exports/dog-document-el.docx
+++ b/apps/user-app/src/assets/exports/dog-document-el.docx
@@ -60,10 +60,14 @@
         </w:tc>
       </w:tr>
     </w:tbl>
-    <w:p/>
     <w:p>
       <w:pPr>
-        <w:spacing w:after="80" w:before="80"/>
+        <w:spacing w:after="40"/>
+      </w:pPr>
+    </w:p>
+    <w:p>
+      <w:pPr>
+        <w:spacing w:after="40" w:before="40"/>
       </w:pPr>
       <w:r>
         <w:rPr>
@@ -82,7 +86,7 @@
     </w:p>
     <w:p>
       <w:pPr>
-        <w:spacing w:after="80" w:before="80"/>
+        <w:spacing w:after="40" w:before="40"/>
       </w:pPr>
       <w:r>
         <w:rPr>
@@ -101,7 +105,7 @@
     </w:p>
     <w:p>
       <w:pPr>
-        <w:spacing w:after="80" w:before="80"/>
+        <w:spacing w:after="40" w:before="40"/>
       </w:pPr>
       <w:r>
         <w:rPr>
@@ -120,7 +124,7 @@
     </w:p>
     <w:p>
       <w:pPr>
-        <w:spacing w:after="80" w:before="80"/>
+        <w:spacing w:after="40" w:before="40"/>
       </w:pPr>
       <w:r>
         <w:rPr>
@@ -139,7 +143,7 @@
     </w:p>
     <w:p>
       <w:pPr>
-        <w:spacing w:after="80" w:before="80"/>
+        <w:spacing w:after="40" w:before="40"/>
       </w:pPr>
       <w:r>
         <w:rPr>
@@ -156,9 +160,14 @@
         <w:t>......................................................................</w:t>
       </w:r>
     </w:p>
-    <w:p/>
     <w:p>
       <w:pPr>
+        <w:spacing w:after="0" w:before="0"/>
+      </w:pPr>
+    </w:p>
+    <w:p>
+      <w:pPr>
+        <w:spacing w:after="120"/>
         <w:jc w:val="both"/>
       </w:pPr>
       <w:r>
@@ -218,8 +227,10 @@
         <w:t>, να μεταφέρει για λογαριασμό μου από την Ελλάδα το κατοικίδιο ζώο που υιοθετήθηκε με τα παρακάτω στοιχεία.</w:t>
       </w:r>
     </w:p>
-    <w:p/>
     <w:p>
+      <w:pPr>
+        <w:spacing w:before="80" w:after="40"/>
+      </w:pPr>
       <w:r>
         <w:rPr>
           <w:rFonts w:ascii="Arial" w:hAnsi="Arial"/>
@@ -230,7 +241,7 @@
     </w:p>
     <w:p>
       <w:pPr>
-        <w:spacing w:after="80" w:before="80"/>
+        <w:spacing w:after="40" w:before="40"/>
       </w:pPr>
       <w:r>
         <w:rPr>
@@ -249,7 +260,7 @@
     </w:p>
     <w:p>
       <w:pPr>
-        <w:spacing w:after="80" w:before="80"/>
+        <w:spacing w:after="40" w:before="40"/>
       </w:pPr>
       <w:r>
         <w:rPr>
@@ -268,7 +279,7 @@
     </w:p>
     <w:p>
       <w:pPr>
-        <w:spacing w:after="80" w:before="80"/>
+        <w:spacing w:after="40" w:before="40"/>
       </w:pPr>
       <w:r>
         <w:rPr>
@@ -285,9 +296,9 @@
         <w:t>........................................................................</w:t>
       </w:r>
     </w:p>
-    <w:p/>
     <w:p>
       <w:pPr>
+        <w:spacing w:before="160" w:after="120"/>
         <w:jc w:val="both"/>
       </w:pPr>
       <w:r>
@@ -298,8 +309,10 @@
         <w:t>Το παραπάνω κατοικίδιο ζώο δεν αποτελεί αντικείμενο μετακίνησης που αποσκοπεί σε πώληση ή μεταβίβαση σε άλλον ιδιοκτήτη.</w:t>
       </w:r>
     </w:p>
-    <w:p/>
     <w:p>
+      <w:pPr>
+        <w:spacing w:before="160" w:after="0"/>
+      </w:pPr>
       <w:r>
         <w:rPr>
           <w:rFonts w:ascii="Arial" w:hAnsi="Arial"/>
@@ -329,170 +342,154 @@
         <w:t>......................</w:t>
       </w:r>
     </w:p>
-    <w:p/>
-    <w:p/>
-    <w:p/>
-    <w:p/>
-    <w:p/>
-    <w:p/>
-    <w:tbl>
-      <w:tblPr>
-        <w:tblW w:type="auto" w:w="0"/>
-        <w:tblLayout w:type="fixed"/>
-        <w:tblLook w:firstColumn="1" w:firstRow="1" w:lastColumn="0" w:lastRow="0" w:noHBand="0" w:noVBand="1" w:val="04A0"/>
-      </w:tblPr>
-      <w:tblGrid>
-        <w:gridCol w:w="6236"/>
-        <w:gridCol w:w="2835"/>
-      </w:tblGrid>
-      <w:tr>
-        <w:tc>
-          <w:tcPr>
-            <w:tcW w:type="dxa" w:w="6236"/>
-          </w:tcPr>
-          <w:p>
-            <w:r>
-              <w:rPr>
-                <w:rFonts w:ascii="Arial" w:hAnsi="Arial"/>
-                <w:b/>
-                <w:i/>
-                <w:sz w:val="36"/>
-              </w:rPr>
-              <w:t>Lilia Paws Travel</w:t>
-            </w:r>
-          </w:p>
-          <w:p>
-            <w:pPr>
-              <w:spacing w:after="0" w:before="0"/>
-            </w:pPr>
-            <w:r>
-              <w:rPr>
-                <w:rFonts w:ascii="Arial" w:hAnsi="Arial"/>
-                <w:sz w:val="18"/>
-              </w:rPr>
-              <w:t>Agiokampos</w:t>
-            </w:r>
-          </w:p>
-          <w:p>
-            <w:pPr>
-              <w:spacing w:after="0" w:before="0"/>
-            </w:pPr>
-            <w:r>
-              <w:rPr>
-                <w:rFonts w:ascii="Arial" w:hAnsi="Arial"/>
-                <w:sz w:val="18"/>
-              </w:rPr>
-              <w:t>Larissa, Greece</w:t>
-            </w:r>
-          </w:p>
-          <w:p>
-            <w:pPr>
-              <w:spacing w:after="0" w:before="0"/>
-            </w:pPr>
-            <w:r>
-              <w:rPr>
-                <w:rFonts w:ascii="Arial" w:hAnsi="Arial"/>
-                <w:sz w:val="18"/>
-              </w:rPr>
-              <w:t>T: +30 2414000166</w:t>
-            </w:r>
-          </w:p>
-          <w:p>
-            <w:pPr>
-              <w:spacing w:after="0" w:before="0"/>
-            </w:pPr>
-            <w:r>
-              <w:rPr>
-                <w:rFonts w:ascii="Arial" w:hAnsi="Arial"/>
-                <w:sz w:val="18"/>
-              </w:rPr>
-              <w:t>M:+30 6907594331</w:t>
-            </w:r>
-          </w:p>
-          <w:p>
-            <w:pPr>
-              <w:spacing w:after="0" w:before="0"/>
-            </w:pPr>
-            <w:r>
-              <w:rPr>
-                <w:rFonts w:ascii="Arial" w:hAnsi="Arial"/>
-                <w:sz w:val="18"/>
-              </w:rPr>
-              <w:t xml:space="preserve">E: </w:t>
-            </w:r>
-            <w:r>
-              <w:rPr>
-                <w:rFonts w:ascii="Arial" w:hAnsi="Arial"/>
-                <w:color w:val="0563C1"/>
-                <w:sz w:val="18"/>
-                <w:u w:val="single"/>
-              </w:rPr>
-              <w:t>liliapawstravel@gmail.com</w:t>
-            </w:r>
-          </w:p>
-          <w:p>
-            <w:pPr>
-              <w:spacing w:after="0" w:before="0"/>
-            </w:pPr>
-            <w:r>
-              <w:rPr>
-                <w:rFonts w:ascii="Arial" w:hAnsi="Arial"/>
-                <w:sz w:val="18"/>
-              </w:rPr>
-              <w:t>www.liliapawstravel.com</w:t>
-            </w:r>
-          </w:p>
-        </w:tc>
-        <w:tc>
-          <w:tcPr>
-            <w:tcW w:type="dxa" w:w="2835"/>
-            <w:vAlign w:val="top"/>
-          </w:tcPr>
-          <w:p>
-            <w:pPr>
-              <w:jc w:val="center"/>
-            </w:pPr>
-            <w:r>
-              <w:drawing>
-                <wp:inline xmlns:a="http://schemas.openxmlformats.org/drawingml/2006/main" xmlns:pic="http://schemas.openxmlformats.org/drawingml/2006/picture">
-                  <wp:extent cx="1260000" cy="1260000"/>
-                  <wp:docPr id="1" name="Picture 1"/>
-                  <wp:cNvGraphicFramePr>
-                    <a:graphicFrameLocks noChangeAspect="1"/>
-                  </wp:cNvGraphicFramePr>
-                  <a:graphic>
-                    <a:graphicData uri="http://schemas.openxmlformats.org/drawingml/2006/picture">
-                      <pic:pic>
-                        <pic:nvPicPr>
-                          <pic:cNvPr id="0" name="3EF3A4F2-ACDA-4559-88C3-89424ACE7E65.png"/>
-                          <pic:cNvPicPr/>
-                        </pic:nvPicPr>
-                        <pic:blipFill>
-                          <a:blip r:embed="rId9"/>
-                          <a:stretch>
-                            <a:fillRect/>
-                          </a:stretch>
-                        </pic:blipFill>
-                        <pic:spPr>
-                          <a:xfrm>
-                            <a:off x="0" y="0"/>
-                            <a:ext cx="1260000" cy="1260000"/>
-                          </a:xfrm>
-                          <a:prstGeom prst="rect"/>
-                        </pic:spPr>
-                      </pic:pic>
-                    </a:graphicData>
-                  </a:graphic>
-                </wp:inline>
-              </w:drawing>
-            </w:r>
-          </w:p>
-        </w:tc>
-      </w:tr>
-    </w:tbl>
+    <w:p>
+      <w:pPr>
+        <w:framePr w:w="6804" w:x="1417" w:y="13041" w:hAnchor="page" w:vAnchor="page" w:wrap="around" w:hRule="auto"/>
+        <w:spacing w:after="40"/>
+      </w:pPr>
+      <w:r>
+        <w:rPr>
+          <w:rFonts w:ascii="Arial" w:hAnsi="Arial"/>
+          <w:b/>
+          <w:i/>
+          <w:sz w:val="36"/>
+        </w:rPr>
+        <w:t>Lilia Paws Travel</w:t>
+      </w:r>
+    </w:p>
+    <w:p>
+      <w:pPr>
+        <w:framePr w:w="6804" w:x="1417" w:y="13041" w:hAnchor="page" w:vAnchor="page" w:wrap="around" w:hRule="auto"/>
+        <w:spacing w:after="0" w:before="0"/>
+      </w:pPr>
+      <w:r>
+        <w:rPr>
+          <w:rFonts w:ascii="Arial" w:hAnsi="Arial"/>
+          <w:sz w:val="18"/>
+        </w:rPr>
+        <w:t>Agiokampos</w:t>
+      </w:r>
+    </w:p>
+    <w:p>
+      <w:pPr>
+        <w:framePr w:w="6804" w:x="1417" w:y="13041" w:hAnchor="page" w:vAnchor="page" w:wrap="around" w:hRule="auto"/>
+        <w:spacing w:after="0" w:before="0"/>
+      </w:pPr>
+      <w:r>
+        <w:rPr>
+          <w:rFonts w:ascii="Arial" w:hAnsi="Arial"/>
+          <w:sz w:val="18"/>
+        </w:rPr>
+        <w:t>Larissa, Greece</w:t>
+      </w:r>
+    </w:p>
+    <w:p>
+      <w:pPr>
+        <w:framePr w:w="6804" w:x="1417" w:y="13041" w:hAnchor="page" w:vAnchor="page" w:wrap="around" w:hRule="auto"/>
+        <w:spacing w:after="0" w:before="0"/>
+      </w:pPr>
+      <w:r>
+        <w:rPr>
+          <w:rFonts w:ascii="Arial" w:hAnsi="Arial"/>
+          <w:sz w:val="18"/>
+        </w:rPr>
+        <w:t>T: +30 2414000166</w:t>
+      </w:r>
+    </w:p>
+    <w:p>
+      <w:pPr>
+        <w:framePr w:w="6804" w:x="1417" w:y="13041" w:hAnchor="page" w:vAnchor="page" w:wrap="around" w:hRule="auto"/>
+        <w:spacing w:after="0" w:before="0"/>
+      </w:pPr>
+      <w:r>
+        <w:rPr>
+          <w:rFonts w:ascii="Arial" w:hAnsi="Arial"/>
+          <w:sz w:val="18"/>
+        </w:rPr>
+        <w:t>M:+30 6907594331</w:t>
+      </w:r>
+    </w:p>
+    <w:p>
+      <w:pPr>
+        <w:framePr w:w="6804" w:x="1417" w:y="13041" w:hAnchor="page" w:vAnchor="page" w:wrap="around" w:hRule="auto"/>
+        <w:spacing w:after="0" w:before="0"/>
+      </w:pPr>
+      <w:r>
+        <w:rPr>
+          <w:rFonts w:ascii="Arial" w:hAnsi="Arial"/>
+          <w:sz w:val="18"/>
+        </w:rPr>
+        <w:t xml:space="preserve">E: </w:t>
+      </w:r>
+      <w:r>
+        <w:rPr>
+          <w:rFonts w:ascii="Arial" w:hAnsi="Arial"/>
+          <w:color w:val="0563C1"/>
+          <w:sz w:val="18"/>
+          <w:u w:val="single"/>
+        </w:rPr>
+        <w:t>liliapawstravel@gmail.com</w:t>
+      </w:r>
+    </w:p>
+    <w:p>
+      <w:pPr>
+        <w:framePr w:w="6804" w:x="1417" w:y="13041" w:hAnchor="page" w:vAnchor="page" w:wrap="around" w:hRule="auto"/>
+        <w:spacing w:after="0" w:before="0"/>
+      </w:pPr>
+      <w:r>
+        <w:rPr>
+          <w:rFonts w:ascii="Arial" w:hAnsi="Arial"/>
+          <w:sz w:val="18"/>
+        </w:rPr>
+        <w:t>www.liliapawstravel.com</w:t>
+      </w:r>
+    </w:p>
+    <w:p>
+      <w:r>
+        <w:drawing>
+          <wp:anchor xmlns:a="http://schemas.openxmlformats.org/drawingml/2006/main" distT="0" distB="0" distL="114300" distR="114300" simplePos="0" relativeHeight="251659264" behindDoc="0" locked="0" layoutInCell="1" allowOverlap="1">
+            <wp:simplePos x="0" y="0"/>
+            <wp:positionH relativeFrom="page">
+              <wp:posOffset>5508000</wp:posOffset>
+            </wp:positionH>
+            <wp:positionV relativeFrom="page">
+              <wp:posOffset>8208000</wp:posOffset>
+            </wp:positionV>
+            <wp:extent cx="1260000" cy="1260000"/>
+            <wp:effectExtent l="0" t="0" r="0" b="0"/>
+            <wp:wrapNone/>
+            <wp:docPr id="100" name="Logo"/>
+            <wp:cNvGraphicFramePr/>
+            <a:graphic xmlns:pic="http://schemas.openxmlformats.org/drawingml/2006/picture">
+              <a:graphicData uri="http://schemas.openxmlformats.org/drawingml/2006/picture">
+                <pic:pic>
+                  <pic:nvPicPr>
+                    <pic:cNvPr id="0" name="E63A4122-AAA8-498C-AC33-94D328068234.png"/>
+                    <pic:cNvPicPr/>
+                  </pic:nvPicPr>
+                  <pic:blipFill>
+                    <a:blip r:embed="rId9"/>
+                    <a:stretch>
+                      <a:fillRect/>
+                    </a:stretch>
+                  </pic:blipFill>
+                  <pic:spPr>
+                    <a:xfrm>
+                      <a:off x="0" y="0"/>
+                      <a:ext cx="1260000" cy="1260000"/>
+                    </a:xfrm>
+                    <a:prstGeom prst="rect"/>
+                  </pic:spPr>
+                </pic:pic>
+              </a:graphicData>
+            </a:graphic>
+          </wp:anchor>
+        </w:drawing>
+      </w:r>
+    </w:p>
     <w:sectPr>
       <w:pgSz w:w="11906" w:h="16838"/>
-      <w:pgMar w:top="1134" w:right="1417" w:bottom="1134" w:left="1417" w:header="720" w:footer="720" w:gutter="0"/>
+      <w:pgMar w:top="1020" w:right="1417" w:bottom="850" w:left="1417" w:header="720" w:footer="720" w:gutter="0"/>
       <w:cols w:space="720"/>
       <w:docGrid w:linePitch="360"/>
     </w:sectPr>
